--- a/现代日本的形成_第二章　身份与生计：武士、农民和商人的生活.docx
+++ b/现代日本的形成_第二章　身份与生计：武士、农民和商人的生活.docx
@@ -5847,6 +5847,7 @@
       <w:footerReference w:type="default" r:id="rId10"/>
       <w:pgSz w:w="11906" w:h="16838"/>
       <w:pgMar w:top="1417" w:right="1531" w:bottom="1417" w:left="1531" w:header="850" w:footer="850" w:gutter="0"/>
+      <w:pgNumType w:start="0"/>
       <w:cols w:space="720"/>
       <w:titlePg/>
       <w:docGrid w:linePitch="360"/>
